--- a/downloads/teacher/05 Materials/Unit 01/Slides/Slides 01.04 - The Kitchen Safety Contract and Exam.docx
+++ b/downloads/teacher/05 Materials/Unit 01/Slides/Slides 01.04 - The Kitchen Safety Contract and Exam.docx
@@ -1136,11 +1136,17 @@
       <w:r>
         <w:t xml:space="preserve">Image: the Station 1 photo from Slides 1.1 (pot handle out, cord on the burner).</w:t>
       </w:r>
-      <w:r>
-        <w:t xml:space="preserve"> </w:t>
-      </w:r>
-      <w:r>
-        <w:t xml:space="preserve">- Name the hazard and its family</w:t>
+    </w:p>
+    <w:p>
+      <w:pPr>
+        <w:numPr>
+          <w:ilvl w:val="0"/>
+          <w:numId w:val="1015"/>
+        </w:numPr>
+        <w:pStyle w:val="Compact"/>
+      </w:pPr>
+      <w:r>
+        <w:t xml:space="preserve">Name the hazard and its family</w:t>
       </w:r>
       <w:r>
         <w:t xml:space="preserve"> </w:t>
@@ -1166,11 +1172,17 @@
       <w:r>
         <w:t xml:space="preserve">Image: the Station 2 photo from Slides 1.1 (wet towel on the floor, cabinet open).</w:t>
       </w:r>
-      <w:r>
-        <w:t xml:space="preserve"> </w:t>
-      </w:r>
-      <w:r>
-        <w:t xml:space="preserve">- Name the hazard and its family</w:t>
+    </w:p>
+    <w:p>
+      <w:pPr>
+        <w:numPr>
+          <w:ilvl w:val="0"/>
+          <w:numId w:val="1016"/>
+        </w:numPr>
+        <w:pStyle w:val="Compact"/>
+      </w:pPr>
+      <w:r>
+        <w:t xml:space="preserve">Name the hazard and its family</w:t>
       </w:r>
       <w:r>
         <w:t xml:space="preserve"> </w:t>
@@ -1196,11 +1208,17 @@
       <w:r>
         <w:t xml:space="preserve">Image: the Station 3 photo from Slides 1.1 (shears under suds).</w:t>
       </w:r>
-      <w:r>
-        <w:t xml:space="preserve"> </w:t>
-      </w:r>
-      <w:r>
-        <w:t xml:space="preserve">- Name the hazard and its family</w:t>
+    </w:p>
+    <w:p>
+      <w:pPr>
+        <w:numPr>
+          <w:ilvl w:val="0"/>
+          <w:numId w:val="1017"/>
+        </w:numPr>
+        <w:pStyle w:val="Compact"/>
+      </w:pPr>
+      <w:r>
+        <w:t xml:space="preserve">Name the hazard and its family</w:t>
       </w:r>
       <w:r>
         <w:t xml:space="preserve"> </w:t>
@@ -1226,11 +1244,17 @@
       <w:r>
         <w:t xml:space="preserve">Image: the Station 4 photo from Slides 1.1 (raw chicken touching bread).</w:t>
       </w:r>
-      <w:r>
-        <w:t xml:space="preserve"> </w:t>
-      </w:r>
-      <w:r>
-        <w:t xml:space="preserve">- Name the hazard and its family. Bonus: what is it called?</w:t>
+    </w:p>
+    <w:p>
+      <w:pPr>
+        <w:numPr>
+          <w:ilvl w:val="0"/>
+          <w:numId w:val="1018"/>
+        </w:numPr>
+        <w:pStyle w:val="Compact"/>
+      </w:pPr>
+      <w:r>
+        <w:t xml:space="preserve">Name the hazard and its family. Bonus: what is it called?</w:t>
       </w:r>
       <w:r>
         <w:t xml:space="preserve"> </w:t>
@@ -1256,11 +1280,17 @@
       <w:r>
         <w:t xml:space="preserve">Image: the Station 5 photo from Slides 1.1 (unlabeled bottle, mitt with a hole).</w:t>
       </w:r>
-      <w:r>
-        <w:t xml:space="preserve"> </w:t>
-      </w:r>
-      <w:r>
-        <w:t xml:space="preserve">- Name the hazard and its family. Bonus: where would you look up what is in the bottle?</w:t>
+    </w:p>
+    <w:p>
+      <w:pPr>
+        <w:numPr>
+          <w:ilvl w:val="0"/>
+          <w:numId w:val="1019"/>
+        </w:numPr>
+        <w:pStyle w:val="Compact"/>
+      </w:pPr>
+      <w:r>
+        <w:t xml:space="preserve">Name the hazard and its family. Bonus: where would you look up what is in the bottle?</w:t>
       </w:r>
       <w:r>
         <w:t xml:space="preserve"> </w:t>
@@ -1286,11 +1316,17 @@
       <w:r>
         <w:t xml:space="preserve">Image: the Station 6 photo from Slides 1.1 (paper towel on the burner, wet mitt).</w:t>
       </w:r>
-      <w:r>
-        <w:t xml:space="preserve"> </w:t>
-      </w:r>
-      <w:r>
-        <w:t xml:space="preserve">- Name the hazard and its family</w:t>
+    </w:p>
+    <w:p>
+      <w:pPr>
+        <w:numPr>
+          <w:ilvl w:val="0"/>
+          <w:numId w:val="1020"/>
+        </w:numPr>
+        <w:pStyle w:val="Compact"/>
+      </w:pPr>
+      <w:r>
+        <w:t xml:space="preserve">Name the hazard and its family</w:t>
       </w:r>
       <w:r>
         <w:t xml:space="preserve"> </w:t>
@@ -1313,7 +1349,7 @@
       <w:pPr>
         <w:numPr>
           <w:ilvl w:val="0"/>
-          <w:numId w:val="1015"/>
+          <w:numId w:val="1021"/>
         </w:numPr>
         <w:pStyle w:val="Compact"/>
       </w:pPr>
@@ -1325,7 +1361,7 @@
       <w:pPr>
         <w:numPr>
           <w:ilvl w:val="0"/>
-          <w:numId w:val="1015"/>
+          <w:numId w:val="1021"/>
         </w:numPr>
         <w:pStyle w:val="Compact"/>
       </w:pPr>
@@ -1353,7 +1389,7 @@
       <w:pPr>
         <w:numPr>
           <w:ilvl w:val="0"/>
-          <w:numId w:val="1016"/>
+          <w:numId w:val="1022"/>
         </w:numPr>
         <w:pStyle w:val="Compact"/>
       </w:pPr>
@@ -1365,7 +1401,7 @@
       <w:pPr>
         <w:numPr>
           <w:ilvl w:val="0"/>
-          <w:numId w:val="1016"/>
+          <w:numId w:val="1022"/>
         </w:numPr>
         <w:pStyle w:val="Compact"/>
       </w:pPr>
@@ -1393,7 +1429,7 @@
       <w:pPr>
         <w:numPr>
           <w:ilvl w:val="0"/>
-          <w:numId w:val="1017"/>
+          <w:numId w:val="1023"/>
         </w:numPr>
         <w:pStyle w:val="Compact"/>
       </w:pPr>
@@ -1405,7 +1441,7 @@
       <w:pPr>
         <w:numPr>
           <w:ilvl w:val="0"/>
-          <w:numId w:val="1017"/>
+          <w:numId w:val="1023"/>
         </w:numPr>
         <w:pStyle w:val="Compact"/>
       </w:pPr>
@@ -1433,7 +1469,7 @@
       <w:pPr>
         <w:numPr>
           <w:ilvl w:val="0"/>
-          <w:numId w:val="1018"/>
+          <w:numId w:val="1024"/>
         </w:numPr>
         <w:pStyle w:val="Compact"/>
       </w:pPr>
@@ -1461,7 +1497,7 @@
       <w:pPr>
         <w:numPr>
           <w:ilvl w:val="0"/>
-          <w:numId w:val="1019"/>
+          <w:numId w:val="1025"/>
         </w:numPr>
         <w:pStyle w:val="Compact"/>
       </w:pPr>
@@ -1489,7 +1525,7 @@
       <w:pPr>
         <w:numPr>
           <w:ilvl w:val="0"/>
-          <w:numId w:val="1020"/>
+          <w:numId w:val="1026"/>
         </w:numPr>
         <w:pStyle w:val="Compact"/>
       </w:pPr>
@@ -1517,7 +1553,7 @@
       <w:pPr>
         <w:numPr>
           <w:ilvl w:val="0"/>
-          <w:numId w:val="1021"/>
+          <w:numId w:val="1027"/>
         </w:numPr>
         <w:pStyle w:val="Compact"/>
       </w:pPr>
@@ -1529,7 +1565,7 @@
       <w:pPr>
         <w:numPr>
           <w:ilvl w:val="0"/>
-          <w:numId w:val="1021"/>
+          <w:numId w:val="1027"/>
         </w:numPr>
         <w:pStyle w:val="Compact"/>
       </w:pPr>
@@ -1541,7 +1577,7 @@
       <w:pPr>
         <w:numPr>
           <w:ilvl w:val="0"/>
-          <w:numId w:val="1021"/>
+          <w:numId w:val="1027"/>
         </w:numPr>
         <w:pStyle w:val="Compact"/>
       </w:pPr>
@@ -1553,7 +1589,7 @@
       <w:pPr>
         <w:numPr>
           <w:ilvl w:val="0"/>
-          <w:numId w:val="1021"/>
+          <w:numId w:val="1027"/>
         </w:numPr>
         <w:pStyle w:val="Compact"/>
       </w:pPr>
@@ -1565,7 +1601,7 @@
       <w:pPr>
         <w:numPr>
           <w:ilvl w:val="0"/>
-          <w:numId w:val="1021"/>
+          <w:numId w:val="1027"/>
         </w:numPr>
         <w:pStyle w:val="Compact"/>
       </w:pPr>
@@ -1593,7 +1629,7 @@
       <w:pPr>
         <w:numPr>
           <w:ilvl w:val="0"/>
-          <w:numId w:val="1022"/>
+          <w:numId w:val="1028"/>
         </w:numPr>
         <w:pStyle w:val="Compact"/>
       </w:pPr>
@@ -1605,7 +1641,7 @@
       <w:pPr>
         <w:numPr>
           <w:ilvl w:val="0"/>
-          <w:numId w:val="1022"/>
+          <w:numId w:val="1028"/>
         </w:numPr>
         <w:pStyle w:val="Compact"/>
       </w:pPr>
@@ -1617,7 +1653,7 @@
       <w:pPr>
         <w:numPr>
           <w:ilvl w:val="0"/>
-          <w:numId w:val="1022"/>
+          <w:numId w:val="1028"/>
         </w:numPr>
         <w:pStyle w:val="Compact"/>
       </w:pPr>
@@ -1629,7 +1665,7 @@
       <w:pPr>
         <w:numPr>
           <w:ilvl w:val="0"/>
-          <w:numId w:val="1022"/>
+          <w:numId w:val="1028"/>
         </w:numPr>
         <w:pStyle w:val="Compact"/>
       </w:pPr>
@@ -1995,6 +2031,24 @@
     <w:abstractNumId w:val="991"/>
   </w:num>
   <w:num w:numId="1022">
+    <w:abstractNumId w:val="991"/>
+  </w:num>
+  <w:num w:numId="1023">
+    <w:abstractNumId w:val="991"/>
+  </w:num>
+  <w:num w:numId="1024">
+    <w:abstractNumId w:val="991"/>
+  </w:num>
+  <w:num w:numId="1025">
+    <w:abstractNumId w:val="991"/>
+  </w:num>
+  <w:num w:numId="1026">
+    <w:abstractNumId w:val="991"/>
+  </w:num>
+  <w:num w:numId="1027">
+    <w:abstractNumId w:val="991"/>
+  </w:num>
+  <w:num w:numId="1028">
     <w:abstractNumId w:val="991"/>
   </w:num>
 </w:numbering>

--- a/downloads/teacher/05 Materials/Unit 01/Slides/Slides 01.04 - The Kitchen Safety Contract and Exam.docx
+++ b/downloads/teacher/05 Materials/Unit 01/Slides/Slides 01.04 - The Kitchen Safety Contract and Exam.docx
@@ -221,21 +221,6 @@
       <w:r>
         <w:t xml:space="preserve">Today we write the rules so that never happens to the class after us</w:t>
       </w:r>
-      <w:r>
-        <w:t xml:space="preserve"> </w:t>
-      </w:r>
-      <w:r>
-        <w:t xml:space="preserve">Notes:</w:t>
-      </w:r>
-      <w:r>
-        <w:t xml:space="preserve"> </w:t>
-      </w:r>
-      <w:r>
-        <w:rPr>
-          <w:rStyle w:val="TeacherNote"/>
-        </w:rPr>
-        <w:t xml:space="preserve">[Sal: tell as much of the real Brentwood story as you want, without names. The point is that the kitchen belongs to everyone who uses it.]</w:t>
-      </w:r>
     </w:p>
     <w:p>
       <w:pPr>
@@ -678,7 +663,7 @@
         <w:pStyle w:val="Compact"/>
       </w:pPr>
       <w:r>
-        <w:t xml:space="preserve">[The final eight to ten rules, typed in after the vote]</w:t>
+        <w:t xml:space="preserve">The final eight to ten rules go here, typed in after the vote</w:t>
       </w:r>
       <w:r>
         <w:t xml:space="preserve"> </w:t>
@@ -1022,7 +1007,7 @@
         <w:t xml:space="preserve"> </w:t>
       </w:r>
       <w:r>
-        <w:t xml:space="preserve">Notes: Read the correct order from the poster as a class. Any order within Start is fine.</w:t>
+        <w:t xml:space="preserve">Notes: Read the correct order from the poster as a class.</w:t>
       </w:r>
     </w:p>
     <w:p>
